--- a/worksheet-中2生物1章-生物と細胞-パフォーマンステスト.docx
+++ b/worksheet-中2生物1章-生物と細胞-パフォーマンステスト.docx
@@ -609,33 +609,6 @@
                 <w:szCs w:val="16"/>
               </w:rPr>
               <w:t>☐ 液胞</w:t>
-            </w:r>
-            <w:r>
-              <w:rPr>
-                <w:rFonts w:ascii="Zen Maru Gothic Medium" w:eastAsia="Zen Maru Gothic Medium" w:hAnsi="Zen Maru Gothic Medium"/>
-                <w:b/>
-                <w:bCs/>
-                <w:sz w:val="21"/>
-                <w:szCs w:val="16"/>
-              </w:rPr>
-            </w:r>
-          </w:p>
-          <w:p>
-            <w:pPr>
-              <w:spacing w:after="140" w:line="230" w:lineRule="auto"/>
-              <w:rPr>
-                <w:rFonts w:ascii="Zen Maru Gothic Medium" w:eastAsia="Zen Maru Gothic Medium" w:hAnsi="Zen Maru Gothic Medium"/>
-              </w:rPr>
-            </w:pPr>
-            <w:r>
-              <w:rPr>
-                <w:rFonts w:ascii="Segoe UI Symbol" w:eastAsia="Zen Maru Gothic Medium" w:hAnsi="Segoe UI Symbol" w:cs="Segoe UI Symbol"/>
-                <w:b/>
-                <w:bCs/>
-                <w:sz w:val="21"/>
-                <w:szCs w:val="16"/>
-              </w:rPr>
-              <w:t>☐ 孔辺細胞</w:t>
             </w:r>
             <w:r>
               <w:rPr>
